--- a/courts/ninth-circuit/california/state/court-of-appeal-fifth-district/motion-brief/usage/OUTPUT-motion-brief.docx
+++ b/courts/ninth-circuit/california/state/court-of-appeal-fifth-district/motion-brief/usage/OUTPUT-motion-brief.docx
@@ -2500,6 +2500,7 @@
     <w:unhideWhenUsed/>
     <w:qFormat/>
     <w:pPr>
+      <w:keepLines/>
       <w:spacing w:before="0" w:after="130" w:line="338" w:lineRule="exact"/>
     </w:pPr>
     <w:rPr>
@@ -2750,6 +2751,33 @@
     <w:pPr>
       <w:spacing w:before="0" w:after="0" w:line="338" w:lineRule="exact"/>
       <w:ind w:left="2160" w:hanging="720"/>
+    </w:pPr>
+  </w:style>
+  <w:style w:type="paragraph" w:customStyle="1" w:styleId="XdQuoteList1">
+    <w:name w:val="Xd Quote List 1"/>
+    <w:basedOn w:val="Normal"/>
+    <w:qFormat/>
+    <w:pPr>
+      <w:spacing w:before="0" w:after="0" w:line="338" w:lineRule="exact"/>
+      <w:ind w:left="1440" w:right="720" w:hanging="720"/>
+    </w:pPr>
+  </w:style>
+  <w:style w:type="paragraph" w:customStyle="1" w:styleId="XdQuoteList2">
+    <w:name w:val="Xd Quote List 2"/>
+    <w:basedOn w:val="Normal"/>
+    <w:qFormat/>
+    <w:pPr>
+      <w:spacing w:before="0" w:after="0" w:line="338" w:lineRule="exact"/>
+      <w:ind w:left="2160" w:right="720" w:hanging="720"/>
+    </w:pPr>
+  </w:style>
+  <w:style w:type="paragraph" w:customStyle="1" w:styleId="XdQuoteList3">
+    <w:name w:val="Xd Quote List 3"/>
+    <w:basedOn w:val="Normal"/>
+    <w:qFormat/>
+    <w:pPr>
+      <w:spacing w:before="0" w:after="0" w:line="338" w:lineRule="exact"/>
+      <w:ind w:left="2880" w:right="720" w:hanging="720"/>
     </w:pPr>
   </w:style>
   <w:style w:type="paragraph" w:customStyle="1" w:styleId="SourceCode">

--- a/courts/ninth-circuit/california/state/court-of-appeal-fifth-district/motion-brief/usage/OUTPUT-motion-brief.docx
+++ b/courts/ninth-circuit/california/state/court-of-appeal-fifth-district/motion-brief/usage/OUTPUT-motion-brief.docx
@@ -586,9 +586,7 @@
               <w:t xml:space="preserve"> </w:t>
             </w:r>
             <w:r>
-              <w:t xml:space="preserve">1</w:t>
-              <w:noBreakHyphen/>
-              <w:t xml:space="preserve">10,</w:t>
+              <w:t xml:space="preserve">1-⁠10,</w:t>
             </w:r>
           </w:p>
           <w:p>
@@ -972,9 +970,7 @@
         <w:t xml:space="preserve"> </w:t>
       </w:r>
       <w:r>
-        <w:t xml:space="preserve">94102</w:t>
-        <w:noBreakHyphen/>
-        <w:t xml:space="preserve">7004</w:t>
+        <w:t xml:space="preserve">94102-⁠7004</w:t>
       </w:r>
     </w:p>
     <w:p>
@@ -996,9 +992,7 @@
         <w:t xml:space="preserve"> </w:t>
       </w:r>
       <w:r>
-        <w:t xml:space="preserve">510</w:t>
-        <w:noBreakHyphen/>
-        <w:t xml:space="preserve">3817</w:t>
+        <w:t xml:space="preserve">510-⁠3817</w:t>
       </w:r>
     </w:p>
     <w:p>
@@ -1020,9 +1014,7 @@
         <w:t xml:space="preserve"> </w:t>
       </w:r>
       <w:r>
-        <w:t xml:space="preserve">703</w:t>
-        <w:noBreakHyphen/>
-        <w:t xml:space="preserve">1234</w:t>
+        <w:t xml:space="preserve">703-⁠1234</w:t>
       </w:r>
     </w:p>
     <w:p>
@@ -1957,7 +1949,7 @@
   <w:docDefaults>
     <w:rPrDefault>
       <w:rPr>
-        <w:rFonts w:ascii="EB Garamond" w:hAnsi="EB Garamond" w:eastAsia="EB Garamond" w:cs="EB Garamond"/>
+        <w:rFonts w:ascii="Times New Roman" w:hAnsi="Times New Roman" w:eastAsia="Times New Roman" w:cs="Times New Roman"/>
         <w:sz w:val="26"/>
         <w:szCs w:val="26"/>
         <w:lang w:val="en-US" w:eastAsia="zh-CN" w:bidi="ar-SA"/>
@@ -2149,7 +2141,7 @@
       <w:outlineLvl w:val="0"/>
     </w:pPr>
     <w:rPr>
-      <w:rFonts w:ascii="EB Garamond" w:hAnsi="EB Garamond" w:eastAsia="EB Garamond" w:cs="EB Garamond"/>
+      <w:rFonts w:ascii="Times New Roman" w:hAnsi="Times New Roman" w:eastAsia="Times New Roman" w:cs="Times New Roman"/>
       <w:b/>
       <w:bCs/>
       <w:caps/>
@@ -2176,7 +2168,7 @@
       <w:outlineLvl w:val="1"/>
     </w:pPr>
     <w:rPr>
-      <w:rFonts w:ascii="EB Garamond" w:hAnsi="EB Garamond" w:eastAsia="EB Garamond" w:cs="EB Garamond"/>
+      <w:rFonts w:ascii="Times New Roman" w:hAnsi="Times New Roman" w:eastAsia="Times New Roman" w:cs="Times New Roman"/>
       <w:b/>
       <w:bCs/>
       <w:color w:val="000000"/>
@@ -2202,7 +2194,7 @@
       <w:outlineLvl w:val="2"/>
     </w:pPr>
     <w:rPr>
-      <w:rFonts w:ascii="EB Garamond" w:hAnsi="EB Garamond" w:eastAsia="EB Garamond" w:cs="EB Garamond"/>
+      <w:rFonts w:ascii="Times New Roman" w:hAnsi="Times New Roman" w:eastAsia="Times New Roman" w:cs="Times New Roman"/>
       <w:b/>
       <w:bCs/>
       <w:color w:val="000000"/>
@@ -2228,7 +2220,7 @@
       <w:outlineLvl w:val="3"/>
     </w:pPr>
     <w:rPr>
-      <w:rFonts w:ascii="EB Garamond" w:hAnsi="EB Garamond" w:eastAsia="EB Garamond" w:cs="EB Garamond"/>
+      <w:rFonts w:ascii="Times New Roman" w:hAnsi="Times New Roman" w:eastAsia="Times New Roman" w:cs="Times New Roman"/>
       <w:b/>
       <w:bCs/>
       <w:i/>
@@ -2255,7 +2247,7 @@
       <w:outlineLvl w:val="4"/>
     </w:pPr>
     <w:rPr>
-      <w:rFonts w:ascii="EB Garamond" w:hAnsi="EB Garamond" w:eastAsia="EB Garamond" w:cs="EB Garamond"/>
+      <w:rFonts w:ascii="Times New Roman" w:hAnsi="Times New Roman" w:eastAsia="Times New Roman" w:cs="Times New Roman"/>
       <w:b/>
       <w:bCs/>
       <w:i/>

--- a/courts/ninth-circuit/california/state/court-of-appeal-fifth-district/motion-brief/usage/OUTPUT-motion-brief.docx
+++ b/courts/ninth-circuit/california/state/court-of-appeal-fifth-district/motion-brief/usage/OUTPUT-motion-brief.docx
@@ -2493,7 +2493,7 @@
     <w:qFormat/>
     <w:pPr>
       <w:keepLines/>
-      <w:spacing w:before="0" w:after="130" w:line="338" w:lineRule="exact"/>
+      <w:spacing w:before="65" w:after="130" w:line="338" w:lineRule="exact"/>
     </w:pPr>
     <w:rPr>
       <w:sz w:val="26"/>
